--- a/Diplomarbeit/Schreiben/0.0_Inhaltsverzeichnis.docx
+++ b/Diplomarbeit/Schreiben/0.0_Inhaltsverzeichnis.docx
@@ -3,22 +3,360 @@
 <w:document xmlns:wpc="http://schemas.microsoft.com/office/word/2010/wordprocessingCanvas" xmlns:cx="http://schemas.microsoft.com/office/drawing/2014/chartex" xmlns:cx1="http://schemas.microsoft.com/office/drawing/2015/9/8/chartex" xmlns:cx2="http://schemas.microsoft.com/office/drawing/2015/10/21/chartex" xmlns:cx3="http://schemas.microsoft.com/office/drawing/2016/5/9/chartex" xmlns:cx4="http://schemas.microsoft.com/office/drawing/2016/5/10/chartex" xmlns:cx5="http://schemas.microsoft.com/office/drawing/2016/5/11/chartex" xmlns:cx6="http://schemas.microsoft.com/office/drawing/2016/5/12/chartex" xmlns:cx7="http://schemas.microsoft.com/office/drawing/2016/5/13/chartex" xmlns:cx8="http://schemas.microsoft.com/office/drawing/2016/5/14/chartex" xmlns:mc="http://schemas.openxmlformats.org/markup-compatibility/2006" xmlns:aink="http://schemas.microsoft.com/office/drawing/2016/ink" xmlns:am3d="http://schemas.microsoft.com/office/drawing/2017/model3d" xmlns:o="urn:schemas-microsoft-com:office:office" xmlns:oel="http://schemas.microsoft.com/office/2019/extlst" xmlns:r="http://schemas.openxmlformats.org/officeDocument/2006/relationships" xmlns:m="http://schemas.openxmlformats.org/officeDocument/2006/math" xmlns:v="urn:schemas-microsoft-com:vml" xmlns:wp14="http://schemas.microsoft.com/office/word/2010/wordprocessingDrawing" xmlns:wp="http://schemas.openxmlformats.org/drawingml/2006/wordprocessingDrawing" xmlns:w10="urn:schemas-microsoft-com:office:word" xmlns:w="http://schemas.openxmlformats.org/wordprocessingml/2006/main" xmlns:w14="http://schemas.microsoft.com/office/word/2010/wordml" xmlns:w15="http://schemas.microsoft.com/office/word/2012/wordml" xmlns:w16cex="http://schemas.microsoft.com/office/word/2018/wordml/cex" xmlns:w16cid="http://schemas.microsoft.com/office/word/2016/wordml/cid" xmlns:w16="http://schemas.microsoft.com/office/word/2018/wordml" xmlns:w16du="http://schemas.microsoft.com/office/word/2023/wordml/word16du" xmlns:w16sdtdh="http://schemas.microsoft.com/office/word/2020/wordml/sdtdatahash" xmlns:w16sdtfl="http://schemas.microsoft.com/office/word/2024/wordml/sdtformatlock" xmlns:w16se="http://schemas.microsoft.com/office/word/2015/wordml/symex" xmlns:wpg="http://schemas.microsoft.com/office/word/2010/wordprocessingGroup" xmlns:wpi="http://schemas.microsoft.com/office/word/2010/wordprocessingInk" xmlns:wne="http://schemas.microsoft.com/office/word/2006/wordml" xmlns:wps="http://schemas.microsoft.com/office/word/2010/wordprocessingShape" mc:Ignorable="w14 w15 w16se w16cid w16 w16cex w16sdtdh w16sdtfl w16du wp14">
   <w:body>
     <w:p>
-      <w:pPr>
-        <w:rPr>
-          <w:rFonts w:cs="Arial"/>
-          <w:b/>
-          <w:bCs/>
-        </w:rPr>
-      </w:pPr>
-      <w:r>
-        <w:rPr>
-          <w:rFonts w:cs="Arial"/>
-          <w:b/>
-          <w:bCs/>
-        </w:rPr>
+      <w:r>
         <w:t>4 Modul 1: Energie-Management-System</w:t>
       </w:r>
     </w:p>
+    <w:p/>
+    <w:p>
+      <w:r>
+        <w:t>4.1 Einleitung und Zielsetzung (280 Wörter)</w:t>
+      </w:r>
+    </w:p>
+    <w:p>
+      <w:r>
+        <w:t xml:space="preserve">    4.1.1 Problemstellung und Motivation</w:t>
+      </w:r>
+    </w:p>
+    <w:p>
+      <w:r>
+        <w:t xml:space="preserve">    4.1.2 Anforderungen an das Energiesystem</w:t>
+      </w:r>
+    </w:p>
+    <w:p>
+      <w:r>
+        <w:t xml:space="preserve">    4.1.3 Prototyp vs. Vollsystem: Projektstrategie</w:t>
+      </w:r>
+    </w:p>
+    <w:p>
+      <w:r>
+        <w:t xml:space="preserve">    4.1.4 Zielsetzung und Abgrenzung</w:t>
+      </w:r>
+    </w:p>
+    <w:p/>
+    <w:p>
+      <w:r>
+        <w:t>4.2 Grundlagen photovoltaischer Energieversorgung (350 Wörter)</w:t>
+      </w:r>
+    </w:p>
+    <w:p>
+      <w:r>
+        <w:t xml:space="preserve">    4.2.1 Funktionsweise von Solarzellen</w:t>
+      </w:r>
+    </w:p>
+    <w:p>
+      <w:r>
+        <w:t xml:space="preserve">    4.2.2 Kennlinien und Maximum Power Point Tracking</w:t>
+      </w:r>
+    </w:p>
+    <w:p>
+      <w:r>
+        <w:t xml:space="preserve">    4.2.3 Einfluss von Wetter und Jahreszeit</w:t>
+      </w:r>
+    </w:p>
+    <w:p/>
+    <w:p>
+      <w:r>
+        <w:t>4.3 Systemauslegung für Prototyp und Vollsystem (550 Wörter)</w:t>
+      </w:r>
+    </w:p>
+    <w:p>
+      <w:r>
+        <w:t xml:space="preserve">    4.3.1 Energiebedarf: 0,7m² vs. 10m² Gewächshaus</w:t>
+      </w:r>
+    </w:p>
+    <w:p>
+      <w:r>
+        <w:t xml:space="preserve">    4.3.2 Dimensionierung Prototyp (12V, 180W)</w:t>
+      </w:r>
+    </w:p>
+    <w:p>
+      <w:r>
+        <w:t xml:space="preserve">    4.3.3 Dimensionierung Vollsystem (24V/48V, 1800W)</w:t>
+      </w:r>
+    </w:p>
+    <w:p>
+      <w:r>
+        <w:t xml:space="preserve">    4.3.4 Systemspannungswahl und Skalierbarkeit</w:t>
+      </w:r>
+    </w:p>
+    <w:p/>
+    <w:p>
+      <w:r>
+        <w:t>4.4 Komponentenauswahl Prototyp (550 Wörter)</w:t>
+      </w:r>
+    </w:p>
+    <w:p>
+      <w:r>
+        <w:t xml:space="preserve">    4.4.1 PV-Modul enjoysolar 180W 12V</w:t>
+      </w:r>
+    </w:p>
+    <w:p>
+      <w:r>
+        <w:t xml:space="preserve">    4.4.2 AGM Super Cycle Batterie 100Ah</w:t>
+      </w:r>
+    </w:p>
+    <w:p>
+      <w:r>
+        <w:t xml:space="preserve">    4.4.3 Victron MultiPlus 12/800</w:t>
+      </w:r>
+    </w:p>
+    <w:p>
+      <w:r>
+        <w:t xml:space="preserve">    4.4.4 Victron SmartShunt 500A</w:t>
+      </w:r>
+    </w:p>
+    <w:p>
+      <w:r>
+        <w:t xml:space="preserve">    4.4.5 Victron Cerbo GX und GX Touch 50</w:t>
+      </w:r>
+    </w:p>
+    <w:p>
+      <w:r>
+        <w:t xml:space="preserve">    4.4.6 Weitere Komponenten</w:t>
+      </w:r>
+    </w:p>
+    <w:p>
+      <w:r>
+        <w:t xml:space="preserve">    4.4.7 Komponenten für 10m² Vollsystem (Ausblick)</w:t>
+      </w:r>
+    </w:p>
+    <w:p/>
+    <w:p>
+      <w:r>
+        <w:t>4.5 Batterietechnologien im Vergleich (350 Wörter)</w:t>
+      </w:r>
+    </w:p>
+    <w:p>
+      <w:r>
+        <w:t xml:space="preserve">    4.5.1 AGM, Gel, Lithium-Ionen, LiFePO4</w:t>
+      </w:r>
+    </w:p>
+    <w:p>
+      <w:r>
+        <w:t xml:space="preserve">    4.5.2 Gegenüberstellung und Auswahlbegründung</w:t>
+      </w:r>
+    </w:p>
+    <w:p/>
+    <w:p>
+      <w:r>
+        <w:lastRenderedPageBreak/>
+        <w:t>4.6 Victron Energy System und Monitoring (450 Wörter)</w:t>
+      </w:r>
+    </w:p>
+    <w:p>
+      <w:r>
+        <w:t xml:space="preserve">    4.6.1 VE.Bus und VE.Direct Kommunikation</w:t>
+      </w:r>
+    </w:p>
+    <w:p>
+      <w:r>
+        <w:t xml:space="preserve">    4.6.2 Cerbo GX als zentrale Steuereinheit</w:t>
+      </w:r>
+    </w:p>
+    <w:p>
+      <w:r>
+        <w:t xml:space="preserve">    4.6.3 GX Touch 50 Display</w:t>
+      </w:r>
+    </w:p>
+    <w:p>
+      <w:r>
+        <w:t xml:space="preserve">    4.6.4 VRM Portal für Remote-Monitoring</w:t>
+      </w:r>
+    </w:p>
+    <w:p/>
+    <w:p>
+      <w:r>
+        <w:t>4.7 Intelligentes Lastmanagement (550 Wörter)</w:t>
+      </w:r>
+    </w:p>
+    <w:p>
+      <w:r>
+        <w:t xml:space="preserve">    4.7.1 ESP32 als Steuereinheit</w:t>
+      </w:r>
+    </w:p>
+    <w:p>
+      <w:r>
+        <w:t xml:space="preserve">    4.7.2 Integration mit Victron-System</w:t>
+      </w:r>
+    </w:p>
+    <w:p>
+      <w:r>
+        <w:t xml:space="preserve">    4.7.3 Lastpriorisierung und Schaltlogik</w:t>
+      </w:r>
+    </w:p>
+    <w:p>
+      <w:r>
+        <w:t xml:space="preserve">    4.7.4 Kommunikation mit anderen Modulen</w:t>
+      </w:r>
+    </w:p>
+    <w:p/>
+    <w:p>
+      <w:r>
+        <w:t>4.8 Wirtschaftliche Analyse (1400 Wörter)</w:t>
+      </w:r>
+    </w:p>
+    <w:p>
+      <w:r>
+        <w:t xml:space="preserve">    4.8.1 Kostenaufstellung Prototyp (0,7m²)</w:t>
+      </w:r>
+    </w:p>
+    <w:p>
+      <w:r>
+        <w:t xml:space="preserve">    4.8.2 Kostenaufstellung Vollsystem (10m²)</w:t>
+      </w:r>
+    </w:p>
+    <w:p>
+      <w:r>
+        <w:t xml:space="preserve">    4.8.3 ROI-Berechnung und Amortisation</w:t>
+      </w:r>
+    </w:p>
+    <w:p>
+      <w:r>
+        <w:t xml:space="preserve">    4.8.4 Insellösung vs. Netzanbindung</w:t>
+      </w:r>
+    </w:p>
+    <w:p>
+      <w:r>
+        <w:t xml:space="preserve">    4.8.5 Betriebskosten und Gesamtwirtschaftlichkeit</w:t>
+      </w:r>
+    </w:p>
+    <w:p/>
+    <w:p>
+      <w:r>
+        <w:t>4.9 Elektrische Planung Prototyp (350 Wörter)</w:t>
+      </w:r>
+    </w:p>
+    <w:p>
+      <w:r>
+        <w:t xml:space="preserve">    4.9.1 Schaltplan der Energieversorgung</w:t>
+      </w:r>
+    </w:p>
+    <w:p>
+      <w:r>
+        <w:t xml:space="preserve">    4.9.2 Verteilerplan für Schaltschrank</w:t>
+      </w:r>
+    </w:p>
+    <w:p>
+      <w:r>
+        <w:t xml:space="preserve">    4.9.3 Kabelquerschnitte und Absicherung</w:t>
+      </w:r>
+    </w:p>
+    <w:p>
+      <w:r>
+        <w:t xml:space="preserve">    4.9.4 Anpassungen für Vollsystem (Hinweise)</w:t>
+      </w:r>
+    </w:p>
+    <w:p/>
+    <w:p>
+      <w:r>
+        <w:t>4.10 Aufbau und Inbetriebnahme Prototyp (450 Wörter)</w:t>
+      </w:r>
+    </w:p>
+    <w:p>
+      <w:r>
+        <w:t xml:space="preserve">    4.10.1 Montage im Schaltschrank</w:t>
+      </w:r>
+    </w:p>
+    <w:p>
+      <w:r>
+        <w:t xml:space="preserve">    4.10.2 Installation und Verkabelung</w:t>
+      </w:r>
+    </w:p>
+    <w:p>
+      <w:r>
+        <w:t xml:space="preserve">    4.10.3 Konfiguration Victron-Komponenten</w:t>
+      </w:r>
+    </w:p>
+    <w:p>
+      <w:r>
+        <w:t xml:space="preserve">    4.10.4 ESP32 Programmierung</w:t>
+      </w:r>
+    </w:p>
+    <w:p>
+      <w:r>
+        <w:t xml:space="preserve">    4.10.5 Funktionstest und Optimierung</w:t>
+      </w:r>
+    </w:p>
+    <w:p/>
+    <w:p>
+      <w:r>
+        <w:lastRenderedPageBreak/>
+        <w:t>4.11 Zusammenfassung und Ausblick (220 Wörter)</w:t>
+      </w:r>
+    </w:p>
+    <w:p>
+      <w:r>
+        <w:t xml:space="preserve">    4.11.1 Erreichte Ziele am Prototyp</w:t>
+      </w:r>
+    </w:p>
+    <w:p>
+      <w:r>
+        <w:t xml:space="preserve">    4.11.2 Erkenntnisse und Lessons Learned</w:t>
+      </w:r>
+    </w:p>
+    <w:p>
+      <w:r>
+        <w:t xml:space="preserve">    4.11.3 Skalierung auf 10m² Vollsystem</w:t>
+      </w:r>
+    </w:p>
+    <w:p>
+      <w:r>
+        <w:t xml:space="preserve">    4.11.4 Optimierungspotential</w:t>
+      </w:r>
+    </w:p>
+    <w:p/>
+    <w:p>
+      <w:r>
+        <w:t>Abkürzungsverzeichnis</w:t>
+      </w:r>
+    </w:p>
+    <w:p>
+      <w:r>
+        <w:t>Quellenverzeichnis</w:t>
+      </w:r>
+    </w:p>
+    <w:p/>
+    <w:p/>
+    <w:p/>
+    <w:p/>
+    <w:p/>
+    <w:p>
+      <w:pPr>
+        <w:rPr>
+          <w:b/>
+          <w:bCs/>
+          <w:sz w:val="72"/>
+          <w:szCs w:val="72"/>
+        </w:rPr>
+      </w:pPr>
+      <w:r>
+        <w:rPr>
+          <w:b/>
+          <w:bCs/>
+          <w:sz w:val="72"/>
+          <w:szCs w:val="72"/>
+        </w:rPr>
+        <w:t>Alt:</w:t>
+      </w:r>
+    </w:p>
+    <w:p>
+      <w:pPr>
+        <w:rPr>
+          <w:rFonts w:cs="Arial"/>
+          <w:b/>
+          <w:bCs/>
+        </w:rPr>
+      </w:pPr>
+      <w:r>
+        <w:rPr>
+          <w:rFonts w:cs="Arial"/>
+          <w:b/>
+          <w:bCs/>
+        </w:rPr>
+        <w:t>Modul 1: Energie-Management-System</w:t>
+      </w:r>
+    </w:p>
     <w:p>
       <w:pPr>
         <w:rPr>
@@ -106,21 +444,7 @@
         <w:rPr>
           <w:rFonts w:cs="Arial"/>
         </w:rPr>
-        <w:t xml:space="preserve">4.3.1 Ermittlung des Energiebedarfs 4.3.2 Berechnung der PV-Leistung und Batteriekapazität 4.3.3 Autonomiezeit und </w:t>
-      </w:r>
-      <w:proofErr w:type="spellStart"/>
-      <w:r>
-        <w:rPr>
-          <w:rFonts w:cs="Arial"/>
-        </w:rPr>
-        <w:t>Worst</w:t>
-      </w:r>
-      <w:proofErr w:type="spellEnd"/>
-      <w:r>
-        <w:rPr>
-          <w:rFonts w:cs="Arial"/>
-        </w:rPr>
-        <w:t>-Case-Betrachtung</w:t>
+        <w:t>4.3.1 Ermittlung des Energiebedarfs 4.3.2 Berechnung der PV-Leistung und Batteriekapazität 4.3.3 Autonomiezeit und Worst-Case-Betrachtung</w:t>
       </w:r>
     </w:p>
     <w:p>
@@ -150,119 +474,7 @@
         <w:rPr>
           <w:rFonts w:cs="Arial"/>
         </w:rPr>
-        <w:t xml:space="preserve">4.4.1 PV-Modul </w:t>
-      </w:r>
-      <w:proofErr w:type="spellStart"/>
-      <w:r>
-        <w:rPr>
-          <w:rFonts w:cs="Arial"/>
-        </w:rPr>
-        <w:t>enjoysolar</w:t>
-      </w:r>
-      <w:proofErr w:type="spellEnd"/>
-      <w:r>
-        <w:rPr>
-          <w:rFonts w:cs="Arial"/>
-        </w:rPr>
-        <w:t xml:space="preserve"> 180W 12V 4.4.2 AGM Super Cycle Batterie 100Ah 4.4.3 </w:t>
-      </w:r>
-      <w:proofErr w:type="spellStart"/>
-      <w:r>
-        <w:rPr>
-          <w:rFonts w:cs="Arial"/>
-        </w:rPr>
-        <w:t>Victron</w:t>
-      </w:r>
-      <w:proofErr w:type="spellEnd"/>
-      <w:r>
-        <w:rPr>
-          <w:rFonts w:cs="Arial"/>
-        </w:rPr>
-        <w:t xml:space="preserve"> </w:t>
-      </w:r>
-      <w:proofErr w:type="spellStart"/>
-      <w:r>
-        <w:rPr>
-          <w:rFonts w:cs="Arial"/>
-        </w:rPr>
-        <w:t>MultiPlus</w:t>
-      </w:r>
-      <w:proofErr w:type="spellEnd"/>
-      <w:r>
-        <w:rPr>
-          <w:rFonts w:cs="Arial"/>
-        </w:rPr>
-        <w:t xml:space="preserve"> 12/800 4.4.4 </w:t>
-      </w:r>
-      <w:proofErr w:type="spellStart"/>
-      <w:r>
-        <w:rPr>
-          <w:rFonts w:cs="Arial"/>
-        </w:rPr>
-        <w:t>Victron</w:t>
-      </w:r>
-      <w:proofErr w:type="spellEnd"/>
-      <w:r>
-        <w:rPr>
-          <w:rFonts w:cs="Arial"/>
-        </w:rPr>
-        <w:t xml:space="preserve"> </w:t>
-      </w:r>
-      <w:proofErr w:type="spellStart"/>
-      <w:r>
-        <w:rPr>
-          <w:rFonts w:cs="Arial"/>
-        </w:rPr>
-        <w:t>SmartShunt</w:t>
-      </w:r>
-      <w:proofErr w:type="spellEnd"/>
-      <w:r>
-        <w:rPr>
-          <w:rFonts w:cs="Arial"/>
-        </w:rPr>
-        <w:t xml:space="preserve"> 500A 4.4.5 </w:t>
-      </w:r>
-      <w:proofErr w:type="spellStart"/>
-      <w:r>
-        <w:rPr>
-          <w:rFonts w:cs="Arial"/>
-        </w:rPr>
-        <w:t>Victron</w:t>
-      </w:r>
-      <w:proofErr w:type="spellEnd"/>
-      <w:r>
-        <w:rPr>
-          <w:rFonts w:cs="Arial"/>
-        </w:rPr>
-        <w:t xml:space="preserve"> </w:t>
-      </w:r>
-      <w:proofErr w:type="spellStart"/>
-      <w:r>
-        <w:rPr>
-          <w:rFonts w:cs="Arial"/>
-        </w:rPr>
-        <w:t>Cerbo</w:t>
-      </w:r>
-      <w:proofErr w:type="spellEnd"/>
-      <w:r>
-        <w:rPr>
-          <w:rFonts w:cs="Arial"/>
-        </w:rPr>
-        <w:t xml:space="preserve"> GX und </w:t>
-      </w:r>
-      <w:proofErr w:type="gramStart"/>
-      <w:r>
-        <w:rPr>
-          <w:rFonts w:cs="Arial"/>
-        </w:rPr>
-        <w:t>GX Touch</w:t>
-      </w:r>
-      <w:proofErr w:type="gramEnd"/>
-      <w:r>
-        <w:rPr>
-          <w:rFonts w:cs="Arial"/>
-        </w:rPr>
-        <w:t xml:space="preserve"> 50 4.4.6 Weitere Komponenten (Orion, Mean Well, Verkabelung)</w:t>
+        <w:t>4.4.1 PV-Modul enjoysolar 180W 12V 4.4.2 AGM Super Cycle Batterie 100Ah 4.4.3 Victron MultiPlus 12/800 4.4.4 Victron SmartShunt 500A 4.4.5 Victron Cerbo GX und GX Touch 50 4.4.6 Weitere Komponenten (Orion, Mean Well, Verkabelung)</w:t>
       </w:r>
     </w:p>
     <w:p>
@@ -309,94 +521,21 @@
           <w:b/>
           <w:bCs/>
         </w:rPr>
-        <w:t xml:space="preserve">4.6 </w:t>
-      </w:r>
-      <w:proofErr w:type="spellStart"/>
-      <w:r>
-        <w:rPr>
-          <w:rFonts w:cs="Arial"/>
-          <w:b/>
-          <w:bCs/>
-        </w:rPr>
-        <w:t>Victron</w:t>
-      </w:r>
-      <w:proofErr w:type="spellEnd"/>
-      <w:r>
-        <w:rPr>
-          <w:rFonts w:cs="Arial"/>
-          <w:b/>
-          <w:bCs/>
-        </w:rPr>
-        <w:t xml:space="preserve"> Energy System und Monitoring (500 Wörter)</w:t>
-      </w:r>
-    </w:p>
-    <w:p>
-      <w:pPr>
-        <w:rPr>
-          <w:rFonts w:cs="Arial"/>
-        </w:rPr>
-      </w:pPr>
-      <w:r>
-        <w:rPr>
-          <w:rFonts w:cs="Arial"/>
-        </w:rPr>
-        <w:t xml:space="preserve">4.6.1 </w:t>
-      </w:r>
-      <w:proofErr w:type="spellStart"/>
-      <w:r>
-        <w:rPr>
-          <w:rFonts w:cs="Arial"/>
-        </w:rPr>
-        <w:t>VE.Bus</w:t>
-      </w:r>
-      <w:proofErr w:type="spellEnd"/>
-      <w:r>
-        <w:rPr>
-          <w:rFonts w:cs="Arial"/>
-        </w:rPr>
-        <w:t xml:space="preserve"> und </w:t>
-      </w:r>
-      <w:proofErr w:type="spellStart"/>
-      <w:r>
-        <w:rPr>
-          <w:rFonts w:cs="Arial"/>
-        </w:rPr>
-        <w:t>VE.Direct</w:t>
-      </w:r>
-      <w:proofErr w:type="spellEnd"/>
-      <w:r>
-        <w:rPr>
-          <w:rFonts w:cs="Arial"/>
-        </w:rPr>
-        <w:t xml:space="preserve"> Kommunikation 4.6.2 </w:t>
-      </w:r>
-      <w:proofErr w:type="spellStart"/>
-      <w:r>
-        <w:rPr>
-          <w:rFonts w:cs="Arial"/>
-        </w:rPr>
-        <w:t>Cerbo</w:t>
-      </w:r>
-      <w:proofErr w:type="spellEnd"/>
-      <w:r>
-        <w:rPr>
-          <w:rFonts w:cs="Arial"/>
-        </w:rPr>
-        <w:t xml:space="preserve"> GX als zentrale Steuereinheit 4.6.3 </w:t>
-      </w:r>
-      <w:proofErr w:type="gramStart"/>
-      <w:r>
-        <w:rPr>
-          <w:rFonts w:cs="Arial"/>
-        </w:rPr>
-        <w:t>GX Touch</w:t>
-      </w:r>
-      <w:proofErr w:type="gramEnd"/>
-      <w:r>
-        <w:rPr>
-          <w:rFonts w:cs="Arial"/>
-        </w:rPr>
-        <w:t xml:space="preserve"> 50 Display 4.6.4 VRM Portal für Remote-Monitoring</w:t>
+        <w:t>4.6 Victron Energy System und Monitoring (500 Wörter)</w:t>
+      </w:r>
+    </w:p>
+    <w:p>
+      <w:pPr>
+        <w:rPr>
+          <w:rFonts w:cs="Arial"/>
+        </w:rPr>
+      </w:pPr>
+      <w:r>
+        <w:rPr>
+          <w:rFonts w:cs="Arial"/>
+        </w:rPr>
+        <w:lastRenderedPageBreak/>
+        <w:t>4.6.1 VE.Bus und VE.Direct Kommunikation 4.6.2 Cerbo GX als zentrale Steuereinheit 4.6.3 GX Touch 50 Display 4.6.4 VRM Portal für Remote-Monitoring</w:t>
       </w:r>
     </w:p>
     <w:p>
@@ -426,35 +565,7 @@
         <w:rPr>
           <w:rFonts w:cs="Arial"/>
         </w:rPr>
-        <w:t xml:space="preserve">4.7.1 ESP32 als Steuereinheit 4.7.2 Integration mit </w:t>
-      </w:r>
-      <w:proofErr w:type="spellStart"/>
-      <w:r>
-        <w:rPr>
-          <w:rFonts w:cs="Arial"/>
-        </w:rPr>
-        <w:t>Victron</w:t>
-      </w:r>
-      <w:proofErr w:type="spellEnd"/>
-      <w:r>
-        <w:rPr>
-          <w:rFonts w:cs="Arial"/>
-        </w:rPr>
-        <w:t xml:space="preserve">-System 4.7.3 </w:t>
-      </w:r>
-      <w:proofErr w:type="spellStart"/>
-      <w:r>
-        <w:rPr>
-          <w:rFonts w:cs="Arial"/>
-        </w:rPr>
-        <w:t>Lastpriorisierung</w:t>
-      </w:r>
-      <w:proofErr w:type="spellEnd"/>
-      <w:r>
-        <w:rPr>
-          <w:rFonts w:cs="Arial"/>
-        </w:rPr>
-        <w:t xml:space="preserve"> und Schaltlogik 4.7.4 Kommunikation mit anderen Modulen</w:t>
+        <w:t>4.7.1 ESP32 als Steuereinheit 4.7.2 Integration mit Victron-System 4.7.3 Lastpriorisierung und Schaltlogik 4.7.4 Kommunikation mit anderen Modulen</w:t>
       </w:r>
     </w:p>
     <w:p>
@@ -544,21 +655,7 @@
         <w:rPr>
           <w:rFonts w:cs="Arial"/>
         </w:rPr>
-        <w:t xml:space="preserve">4.10.1 Montage und Verkabelung 4.10.2 Konfiguration der </w:t>
-      </w:r>
-      <w:proofErr w:type="spellStart"/>
-      <w:r>
-        <w:rPr>
-          <w:rFonts w:cs="Arial"/>
-        </w:rPr>
-        <w:t>Victron</w:t>
-      </w:r>
-      <w:proofErr w:type="spellEnd"/>
-      <w:r>
-        <w:rPr>
-          <w:rFonts w:cs="Arial"/>
-        </w:rPr>
-        <w:t>-Komponenten 4.10.3 ESP32 Programmierung 4.10.4 Funktionstest</w:t>
+        <w:t>4.10.1 Montage und Verkabelung 4.10.2 Konfiguration der Victron-Komponenten 4.10.3 ESP32 Programmierung 4.10.4 Funktionstest</w:t>
       </w:r>
     </w:p>
     <w:p>
@@ -1437,6 +1534,7 @@
   <w:style w:type="character" w:default="1" w:styleId="Absatz-Standardschriftart">
     <w:name w:val="Default Paragraph Font"/>
     <w:uiPriority w:val="1"/>
+    <w:semiHidden/>
     <w:unhideWhenUsed/>
   </w:style>
   <w:style w:type="table" w:default="1" w:styleId="NormaleTabelle">
